--- a/Approval/ApprovalDocument_Varanasi_Manasa.docx
+++ b/Approval/ApprovalDocument_Varanasi_Manasa.docx
@@ -335,7 +335,19 @@
               <w:rPr>
                 <w:color w:val="1A1A2E"/>
               </w:rPr>
-              <w:t>ODT — Object Design &amp; Technology</w:t>
+              <w:t>ODT — O</w:t>
+            </w:r>
+            <w:r>
+              <w:rPr>
+                <w:color w:val="1A1A2E"/>
+              </w:rPr>
+              <w:t>pen</w:t>
+            </w:r>
+            <w:r>
+              <w:rPr>
+                <w:color w:val="1A1A2E"/>
+              </w:rPr>
+              <w:t xml:space="preserve"> Design &amp; Technology</w:t>
             </w:r>
           </w:p>
         </w:tc>
@@ -1254,7 +1266,7 @@
                 </mc:Choice>
                 <mc:Fallback>
                   <w:pict>
-                    <v:rect w14:anchorId="50B86D9E" id="Rectangle 1" o:spid="_x0000_s1026" style="width:24pt;height:24pt;visibility:visible;mso-wrap-style:square;mso-left-percent:-10001;mso-top-percent:-10001;mso-position-horizontal:absolute;mso-position-horizontal-relative:char;mso-position-vertical:absolute;mso-position-vertical-relative:line;mso-left-percent:-10001;mso-top-percent:-10001;v-text-anchor:top" o:gfxdata="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" filled="f" stroked="f">
+                    <v:rect w14:anchorId="450C4624" id="Rectangle 1" o:spid="_x0000_s1026" style="width:24pt;height:24pt;visibility:visible;mso-wrap-style:square;mso-left-percent:-10001;mso-top-percent:-10001;mso-position-horizontal:absolute;mso-position-horizontal-relative:char;mso-position-vertical:absolute;mso-position-vertical-relative:line;mso-left-percent:-10001;mso-top-percent:-10001;v-text-anchor:top" o:gfxdata="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" filled="f" stroked="f">
                       <o:lock v:ext="edit" aspectratio="t"/>
                       <w10:anchorlock/>
                     </v:rect>
